--- a/contents/battle-workbook/soc-w06.docx
+++ b/contents/battle-workbook/soc-w06.docx
@@ -379,7 +379,7 @@
         </w:rPr>
         <w:t>curl -s -A "sqlmap/1.7" -H "Host: dvwa.6v6.lab" \</w:t>
         <w:br/>
-        <w:t xml:space="preserve">  "http://&lt;대상_공개IP&gt;/?id=sa6r1-kim-1%20UNION%20SELECT%201"</w:t>
+        <w:t xml:space="preserve">  "http://192.168.0.161/?id=sa6r1-kim-1%20UNION%20SELECT%201"</w:t>
       </w:r>
     </w:p>
     <w:p>
@@ -497,7 +497,7 @@
           <w:b/>
           <w:sz w:val="22"/>
         </w:rPr>
-        <w:t>▶ 실행 결과 화면 (스크린샷 붙여넣기)</w:t>
+        <w:t>▶ 실행 결과 (출력/스크린샷)</w:t>
       </w:r>
     </w:p>
     <w:tbl>
@@ -531,7 +531,7 @@
                 <w:color w:val="AAAAAA"/>
                 <w:sz w:val="18"/>
               </w:rPr>
-              <w:t>여기에 결과 스크린샷을 붙여넣으세요 (커서를 두고 Ctrl+V)</w:t>
+              <w:t>여기에 결과 출력을 적거나 스크린샷을 붙여넣으세요 (커서를 두고 Ctrl+V)</w:t>
             </w:r>
           </w:p>
         </w:tc>
@@ -675,7 +675,7 @@
         </w:rPr>
         <w:t>curl -s -H "Host: dvwa.6v6.lab" \</w:t>
         <w:br/>
-        <w:t xml:space="preserve">  "http://&lt;대상_공개IP&gt;/?q=sa6r1-kim-%3Cscript%3Ealert(1)%3C/script%3E"</w:t>
+        <w:t xml:space="preserve">  "http://192.168.0.161/?q=sa6r1-kim-%3Cscript%3Ealert(1)%3C/script%3E"</w:t>
       </w:r>
     </w:p>
     <w:p>
@@ -783,7 +783,7 @@
           <w:b/>
           <w:sz w:val="22"/>
         </w:rPr>
-        <w:t>▶ 실행 결과 화면 (스크린샷 붙여넣기)</w:t>
+        <w:t>▶ 실행 결과 (출력/스크린샷)</w:t>
       </w:r>
     </w:p>
     <w:tbl>
@@ -817,7 +817,7 @@
                 <w:color w:val="AAAAAA"/>
                 <w:sz w:val="18"/>
               </w:rPr>
-              <w:t>여기에 결과 스크린샷을 붙여넣으세요 (커서를 두고 Ctrl+V)</w:t>
+              <w:t>여기에 결과 출력을 적거나 스크린샷을 붙여넣으세요 (커서를 두고 Ctrl+V)</w:t>
             </w:r>
           </w:p>
         </w:tc>
@@ -1126,7 +1126,7 @@
           <w:b/>
           <w:sz w:val="22"/>
         </w:rPr>
-        <w:t>▶ 실행 결과 화면 (스크린샷 붙여넣기)</w:t>
+        <w:t>▶ 실행 결과 (출력/스크린샷)</w:t>
       </w:r>
     </w:p>
     <w:tbl>
@@ -1160,7 +1160,7 @@
                 <w:color w:val="AAAAAA"/>
                 <w:sz w:val="18"/>
               </w:rPr>
-              <w:t>여기에 결과 스크린샷을 붙여넣으세요 (커서를 두고 Ctrl+V)</w:t>
+              <w:t>여기에 결과 출력을 적거나 스크린샷을 붙여넣으세요 (커서를 두고 Ctrl+V)</w:t>
             </w:r>
           </w:p>
         </w:tc>
@@ -1424,7 +1424,7 @@
           <w:b/>
           <w:sz w:val="22"/>
         </w:rPr>
-        <w:t>▶ 실행 결과 화면 (스크린샷 붙여넣기)</w:t>
+        <w:t>▶ 실행 결과 (출력/스크린샷)</w:t>
       </w:r>
     </w:p>
     <w:tbl>
@@ -1458,7 +1458,7 @@
                 <w:color w:val="AAAAAA"/>
                 <w:sz w:val="18"/>
               </w:rPr>
-              <w:t>여기에 결과 스크린샷을 붙여넣으세요 (커서를 두고 Ctrl+V)</w:t>
+              <w:t>여기에 결과 출력을 적거나 스크린샷을 붙여넣으세요 (커서를 두고 Ctrl+V)</w:t>
             </w:r>
           </w:p>
         </w:tc>
@@ -1692,7 +1692,7 @@
           <w:b/>
           <w:sz w:val="22"/>
         </w:rPr>
-        <w:t>▶ 실행 결과 화면 (스크린샷 붙여넣기)</w:t>
+        <w:t>▶ 실행 결과 (출력/스크린샷)</w:t>
       </w:r>
     </w:p>
     <w:tbl>
@@ -1726,7 +1726,7 @@
                 <w:color w:val="AAAAAA"/>
                 <w:sz w:val="18"/>
               </w:rPr>
-              <w:t>여기에 결과 스크린샷을 붙여넣으세요 (커서를 두고 Ctrl+V)</w:t>
+              <w:t>여기에 결과 출력을 적거나 스크린샷을 붙여넣으세요 (커서를 두고 Ctrl+V)</w:t>
             </w:r>
           </w:p>
         </w:tc>
@@ -1960,7 +1960,7 @@
           <w:b/>
           <w:sz w:val="22"/>
         </w:rPr>
-        <w:t>▶ 실행 결과 화면 (스크린샷 붙여넣기)</w:t>
+        <w:t>▶ 실행 결과 (출력/스크린샷)</w:t>
       </w:r>
     </w:p>
     <w:tbl>
@@ -1994,7 +1994,7 @@
                 <w:color w:val="AAAAAA"/>
                 <w:sz w:val="18"/>
               </w:rPr>
-              <w:t>여기에 결과 스크린샷을 붙여넣으세요 (커서를 두고 Ctrl+V)</w:t>
+              <w:t>여기에 결과 출력을 적거나 스크린샷을 붙여넣으세요 (커서를 두고 Ctrl+V)</w:t>
             </w:r>
           </w:p>
         </w:tc>
@@ -2243,7 +2243,7 @@
           <w:b/>
           <w:sz w:val="22"/>
         </w:rPr>
-        <w:t>▶ 실행 결과 화면 (스크린샷 붙여넣기)</w:t>
+        <w:t>▶ 실행 결과 (출력/스크린샷)</w:t>
       </w:r>
     </w:p>
     <w:tbl>
@@ -2277,7 +2277,7 @@
                 <w:color w:val="AAAAAA"/>
                 <w:sz w:val="18"/>
               </w:rPr>
-              <w:t>여기에 결과 스크린샷을 붙여넣으세요 (커서를 두고 Ctrl+V)</w:t>
+              <w:t>여기에 결과 출력을 적거나 스크린샷을 붙여넣으세요 (커서를 두고 Ctrl+V)</w:t>
             </w:r>
           </w:p>
         </w:tc>

--- a/contents/battle-workbook/soc-w06.docx
+++ b/contents/battle-workbook/soc-w06.docx
@@ -377,7 +377,7 @@
           <w:rFonts w:ascii="Consolas" w:hAnsi="Consolas"/>
           <w:sz w:val="19"/>
         </w:rPr>
-        <w:t>curl -s -A "sqlmap/1.7" -H "Host: dvwa.6v6.lab" \</w:t>
+        <w:t>curl -s -A "sqlmap/1.7" -H "Host: dvwa.el34.lab" \</w:t>
         <w:br/>
         <w:t xml:space="preserve">  "http://192.168.0.161/?id=sa6r1-kim-1%20UNION%20SELECT%201"</w:t>
       </w:r>
@@ -673,7 +673,7 @@
           <w:rFonts w:ascii="Consolas" w:hAnsi="Consolas"/>
           <w:sz w:val="19"/>
         </w:rPr>
-        <w:t>curl -s -H "Host: dvwa.6v6.lab" \</w:t>
+        <w:t>curl -s -H "Host: dvwa.el34.lab" \</w:t>
         <w:br/>
         <w:t xml:space="preserve">  "http://192.168.0.161/?q=sa6r1-kim-%3Cscript%3Ealert(1)%3C/script%3E"</w:t>
       </w:r>
